--- a/docs/Despre ImoGhid.docx
+++ b/docs/Despre ImoGhid.docx
@@ -226,7 +226,7 @@
           <w:szCs w:val="24"/>
           <w:rtl w:val="0"/>
         </w:rPr>
-        <w:t xml:space="preserve">ImoGhid este un produs dezvoltat sub marca comercială BiSeeTh, de „BlackSpace Tech” SRL, în colaborare cu Liudmila Popovscaia, expert în drept imobiliar, care a contribuit la concepția juridică și funcțională a platformei. Contact: liudmila.popovscaia@gmail.com.</w:t>
+        <w:t xml:space="preserve">ImoGhid este un produs dezvoltat sub marca comercială BiSeeTh, de „BlackSpace Tech” SRL, în colaborare cu Liudmila Popovscaia, expert în drept imobiliar, care a contribuit la concepția juridică și funcțională a platformei. Contact: liudmila.popovscaia@gmail.com. Răspundem în maximum 36 de ore lucrătoare.</w:t>
       </w:r>
     </w:p>
     <w:p>

--- a/docs/Despre ImoGhid.docx
+++ b/docs/Despre ImoGhid.docx
@@ -226,7 +226,7 @@
           <w:szCs w:val="24"/>
           <w:rtl w:val="0"/>
         </w:rPr>
-        <w:t xml:space="preserve">ImoGhid este un produs dezvoltat sub marca comercială BiSeeTh, de „BlackSpace Tech” SRL, în colaborare cu Liudmila Popovscaia, expert în drept imobiliar, care a contribuit la concepția juridică și funcțională a platformei. Contact: liudmila.popovscaia@gmail.com. Răspundem în maximum 36 de ore lucrătoare.</w:t>
+        <w:t xml:space="preserve">ImoGhid este un produs dezvoltat sub marca comercială BiSeeTh, de „BlackSpace Tech” SRL, în colaborare cu Liudmila Popovscaia, expert în drept imobiliar, care a contribuit la concepția juridică și funcțională a platformei. Contact: liudmila.popovscaia@gmail.com. Răspundem în maximum 36 de ore lucrătoare. Telefon de contact: +373 69 427 567.</w:t>
       </w:r>
     </w:p>
     <w:p>
